--- a/data/outputs/v2/Grade11/Biology/Lesson_Plans/SS1.3_Taxonomy_II/Biology_Taxonomy_II_FinalExplanation.docx
+++ b/data/outputs/v2/Grade11/Biology/Lesson_Plans/SS1.3_Taxonomy_II/Biology_Taxonomy_II_FinalExplanation.docx
@@ -2024,7 +2024,7 @@
         </w:rPr>
         <w:t xml:space="preserve">© 2026 SeaVuria and ARES. This work is licensed under a </w:t>
       </w:r>
-      <w:hyperlink w:history="1" r:id="rIdzu2gyqempuvtsqwumd2yq">
+      <w:hyperlink w:history="1" r:id="rIdj0qx_qrqkcbrjswq207sc">
         <w:r>
           <w:rPr>
             <w:rFonts w:ascii="Arial" w:cs="Arial" w:eastAsia="Arial" w:hAnsi="Arial"/>
@@ -2044,7 +2044,7 @@
         </w:rPr>
         <w:t xml:space="preserve"> (</w:t>
       </w:r>
-      <w:hyperlink w:history="1" r:id="rId599pjulskipxej0ecythw">
+      <w:hyperlink w:history="1" r:id="rIdlyc7szcbhu5ebjg8ybzig">
         <w:r>
           <w:rPr>
             <w:rFonts w:ascii="Arial" w:cs="Arial" w:eastAsia="Arial" w:hAnsi="Arial"/>
@@ -2064,7 +2064,7 @@
         </w:rPr>
         <w:t xml:space="preserve">). To view a copy of this license, visit </w:t>
       </w:r>
-      <w:hyperlink w:history="1" r:id="rId_bvmykznrqtbxonlsnx8n">
+      <w:hyperlink w:history="1" r:id="rIdscb4mn8cjl7dacvq9et7e">
         <w:r>
           <w:rPr>
             <w:rFonts w:ascii="Arial" w:cs="Arial" w:eastAsia="Arial" w:hAnsi="Arial"/>

--- a/data/outputs/v2/Grade11/Biology/Lesson_Plans/SS1.3_Taxonomy_II/Biology_Taxonomy_II_FinalExplanation.docx
+++ b/data/outputs/v2/Grade11/Biology/Lesson_Plans/SS1.3_Taxonomy_II/Biology_Taxonomy_II_FinalExplanation.docx
@@ -422,7 +422,7 @@
                 <w:sz w:val="18"/>
                 <w:szCs w:val="18"/>
               </w:rPr>
-              <w:t xml:space="preserve">Driving Question: How can we identify and classify living organisms accurately? You have studied the maize plant, bean plant, grass, fern, moss, mushroom, mosquito, butterfly, earthworm, snail, chicken, lizard and goat from around your school. Now you will use everything you learned over 8 lessons to write a Final Explanation and to build your group's 'Local Biodiversity Classification Guide'. Answer each section in your own words, using evidence from your observations, keys and models. Use scientific words correctly (e.g. division, phylum, class, dichotomous key, virus). Write 4 to 6 sentences per section, and include at least one Kenyan example in each. Read the exemplar after you finish to compare, not to copy.</w:t>
+              <w:t xml:space="preserve">Driving question: How can we identify and classify living organisms accurately? In this task you will use what you observed and learned in Lessons 1 to 8 to write your own Final Explanation. Answer each prompt in the blank space under it. Use the organisms from our school environment (maize, bean plant, grass, fern, moss, mushroom, mosquito, butterfly, earthworm, snail, chicken, lizard, goat) as your evidence. Use the Claim-Evidence-Reasoning (CER) pattern where asked: make a claim, support it with evidence you observed, and give reasoning that links the evidence to the claim. Write scientific terms in English. You may talk through your ideas first in Kiswahili or your mother tongue. At the end, think about how your answers will help your group produce its Local Biodiversity Classification Guide.</w:t>
             </w:r>
           </w:p>
         </w:tc>
@@ -450,14 +450,12 @@
         <w:tblLayout w:type="fixed"/>
       </w:tblPr>
       <w:tblGrid>
-        <w:gridCol w:w="3000"/>
-        <w:gridCol w:w="10680"/>
+        <w:gridCol w:w="13680"/>
       </w:tblGrid>
       <w:tr>
         <w:tc>
           <w:tcPr>
             <w:tcW w:type="dxa" w:w="13680"/>
-            <w:gridSpan w:val="2"/>
             <w:shd w:fill="1F3864" w:color="auto" w:val="clear"/>
             <w:tcMar>
               <w:top w:type="dxa" w:w="60"/>
@@ -483,15 +481,15 @@
                 <w:sz w:val="22"/>
                 <w:szCs w:val="22"/>
               </w:rPr>
-              <w:t xml:space="preserve">1. Why we need a standard system of classification</w:t>
-            </w:r>
-          </w:p>
-        </w:tc>
-      </w:tr>
-      <w:tr>
-        <w:tc>
-          <w:tcPr>
-            <w:tcW w:type="dxa" w:w="3000"/>
+              <w:t xml:space="preserve">Part 1: The problem with our first groupings</w:t>
+            </w:r>
+          </w:p>
+        </w:tc>
+      </w:tr>
+      <w:tr>
+        <w:tc>
+          <w:tcPr>
+            <w:tcW w:type="dxa" w:w="13680"/>
             <w:shd w:fill="D9EEF1" w:color="auto" w:val="clear"/>
             <w:tcMar>
               <w:top w:type="dxa" w:w="60"/>
@@ -517,13 +515,18 @@
                 <w:sz w:val="18"/>
                 <w:szCs w:val="18"/>
               </w:rPr>
-              <w:t xml:space="preserve">At the start, different groups sorted the school organisms by size, colour, habitat or usefulness as food, and the groupings did not agree. Explain why those groupings did not work for everyone and why scientists use shared, observable characteristics instead. Use at least two organisms from the school collection.</w:t>
-            </w:r>
-          </w:p>
-        </w:tc>
-        <w:tc>
-          <w:tcPr>
-            <w:tcW w:type="dxa" w:w="10680"/>
+              <w:t xml:space="preserve">In Lesson 1 your group sorted the organisms from around the school (maize, bean plant, grass, fern, moss, mushroom, mosquito, butterfly, earthworm, snail, chicken, lizard, goat). (a) Describe how your group sorted them and how other groups' groupings compared with yours. (b) Explain why a standard system of classification is needed so that any person anywhere can identify and study these organisms.</w:t>
+            </w:r>
+          </w:p>
+        </w:tc>
+      </w:tr>
+      <w:tr>
+        <w:trPr>
+          <w:trHeight w:val="4200" w:hRule="atLeast"/>
+        </w:trPr>
+        <w:tc>
+          <w:tcPr>
+            <w:tcW w:type="dxa" w:w="13680"/>
             <w:shd w:fill="FFFFFF" w:color="auto" w:val="clear"/>
             <w:tcMar>
               <w:top w:type="dxa" w:w="60"/>
@@ -543,13 +546,13 @@
                 <w:rFonts w:ascii="Arial" w:cs="Arial" w:eastAsia="Arial" w:hAnsi="Arial"/>
                 <w:b w:val="false"/>
                 <w:bCs w:val="false"/>
-                <w:i w:val="false"/>
-                <w:iCs w:val="false"/>
-                <w:color w:val="000000"/>
-                <w:sz w:val="18"/>
-                <w:szCs w:val="18"/>
-              </w:rPr>
-              <w:t xml:space="preserve">When we first sorted the organisms, one group put the maize plant, bean plant and goat together because they are food or feed. Another group put the mosquito, butterfly and chicken together because they can fly. Both groupings made sense to the group, but they were different, so a person from Kisumu and a person from Nairobi could not use them to find the same organism. Size, colour and usefulness change from place to place and from person to person. Scientists instead classify organisms by shared, observable and structural characteristics, such as having true roots and flowers, having a backbone, or the type of body covering. These features can be checked by anyone, anywhere, so the system is the same for everybody. This lets us organise biodiversity, identify organisms and communicate about them accurately.</w:t>
+                <w:i/>
+                <w:iCs/>
+                <w:color w:val="808080"/>
+                <w:sz w:val="18"/>
+                <w:szCs w:val="18"/>
+              </w:rPr>
+              <w:t xml:space="preserve">Write your answer here:</w:t>
             </w:r>
           </w:p>
         </w:tc>
@@ -577,14 +580,12 @@
         <w:tblLayout w:type="fixed"/>
       </w:tblPr>
       <w:tblGrid>
-        <w:gridCol w:w="3000"/>
-        <w:gridCol w:w="10680"/>
+        <w:gridCol w:w="13680"/>
       </w:tblGrid>
       <w:tr>
         <w:tc>
           <w:tcPr>
             <w:tcW w:type="dxa" w:w="13680"/>
-            <w:gridSpan w:val="2"/>
             <w:shd w:fill="1F3864" w:color="auto" w:val="clear"/>
             <w:tcMar>
               <w:top w:type="dxa" w:w="60"/>
@@ -610,15 +611,15 @@
                 <w:sz w:val="22"/>
                 <w:szCs w:val="22"/>
               </w:rPr>
-              <w:t xml:space="preserve">2. How plants are classified</w:t>
-            </w:r>
-          </w:p>
-        </w:tc>
-      </w:tr>
-      <w:tr>
-        <w:tc>
-          <w:tcPr>
-            <w:tcW w:type="dxa" w:w="3000"/>
+              <w:t xml:space="preserve">Part 2: Classifying plants</w:t>
+            </w:r>
+          </w:p>
+        </w:tc>
+      </w:tr>
+      <w:tr>
+        <w:tc>
+          <w:tcPr>
+            <w:tcW w:type="dxa" w:w="13680"/>
             <w:shd w:fill="D9EEF1" w:color="auto" w:val="clear"/>
             <w:tcMar>
               <w:top w:type="dxa" w:w="60"/>
@@ -644,13 +645,18 @@
                 <w:sz w:val="18"/>
                 <w:szCs w:val="18"/>
               </w:rPr>
-              <w:t xml:space="preserve">Explain how the plants in our collection (moss, fern, maize, bean plant, grass) are grouped into divisions. State the characteristic features you used for Bryophyta, Pteridophyta and Spermatophyta, and say which division each plant belongs to.</w:t>
-            </w:r>
-          </w:p>
-        </w:tc>
-        <w:tc>
-          <w:tcPr>
-            <w:tcW w:type="dxa" w:w="10680"/>
+              <w:t xml:space="preserve">Use the maize plant, bean plant, fern and moss to answer. (a) State the observable features that place a plant in Bryophyta, Pteridophyta or Spermatophyta. (b) Use CER to justify the placement of the moss and the fern in different groups. Your evidence must come from what you observed in Lessons 2 and 3.</w:t>
+            </w:r>
+          </w:p>
+        </w:tc>
+      </w:tr>
+      <w:tr>
+        <w:trPr>
+          <w:trHeight w:val="4200" w:hRule="atLeast"/>
+        </w:trPr>
+        <w:tc>
+          <w:tcPr>
+            <w:tcW w:type="dxa" w:w="13680"/>
             <w:shd w:fill="FFFFFF" w:color="auto" w:val="clear"/>
             <w:tcMar>
               <w:top w:type="dxa" w:w="60"/>
@@ -670,13 +676,13 @@
                 <w:rFonts w:ascii="Arial" w:cs="Arial" w:eastAsia="Arial" w:hAnsi="Arial"/>
                 <w:b w:val="false"/>
                 <w:bCs w:val="false"/>
-                <w:i w:val="false"/>
-                <w:iCs w:val="false"/>
-                <w:color w:val="000000"/>
-                <w:sz w:val="18"/>
-                <w:szCs w:val="18"/>
-              </w:rPr>
-              <w:t xml:space="preserve">Plants are grouped into divisions by their structure and how they reproduce. Moss belongs to Bryophyta: it is small, has no true roots, stems or leaves, no vascular tissue, and grows in damp places such as shaded walls. The fern belongs to Pteridophyta: it has true roots, stems and leaves with vascular tissue, but reproduces using spores, usually found under the leaves. Maize, bean plant and grass belong to Spermatophyta, the seed plants, because they have vascular tissue and reproduce using seeds. Maize and grass are monocotyledons, with one seed leaf and parallel-veined leaves. The bean plant is a dicotyledon, with two seed leaves and net-veined leaves. By checking features like roots, vascular tissue, spores and seeds, we can place any plant, such as sukuma wiki or a Kericho tea bush, in the right group.</w:t>
+                <w:i/>
+                <w:iCs/>
+                <w:color w:val="808080"/>
+                <w:sz w:val="18"/>
+                <w:szCs w:val="18"/>
+              </w:rPr>
+              <w:t xml:space="preserve">Write your answer here:</w:t>
             </w:r>
           </w:p>
         </w:tc>
@@ -704,14 +710,12 @@
         <w:tblLayout w:type="fixed"/>
       </w:tblPr>
       <w:tblGrid>
-        <w:gridCol w:w="3000"/>
-        <w:gridCol w:w="10680"/>
+        <w:gridCol w:w="13680"/>
       </w:tblGrid>
       <w:tr>
         <w:tc>
           <w:tcPr>
             <w:tcW w:type="dxa" w:w="13680"/>
-            <w:gridSpan w:val="2"/>
             <w:shd w:fill="1F3864" w:color="auto" w:val="clear"/>
             <w:tcMar>
               <w:top w:type="dxa" w:w="60"/>
@@ -737,15 +741,15 @@
                 <w:sz w:val="22"/>
                 <w:szCs w:val="22"/>
               </w:rPr>
-              <w:t xml:space="preserve">3. How animals are classified</w:t>
-            </w:r>
-          </w:p>
-        </w:tc>
-      </w:tr>
-      <w:tr>
-        <w:tc>
-          <w:tcPr>
-            <w:tcW w:type="dxa" w:w="3000"/>
+              <w:t xml:space="preserve">Part 3: Classifying animals</w:t>
+            </w:r>
+          </w:p>
+        </w:tc>
+      </w:tr>
+      <w:tr>
+        <w:tc>
+          <w:tcPr>
+            <w:tcW w:type="dxa" w:w="13680"/>
             <w:shd w:fill="D9EEF1" w:color="auto" w:val="clear"/>
             <w:tcMar>
               <w:top w:type="dxa" w:w="60"/>
@@ -771,13 +775,18 @@
                 <w:sz w:val="18"/>
                 <w:szCs w:val="18"/>
               </w:rPr>
-              <w:t xml:space="preserve">Explain how the animals in our collection (mosquito, butterfly, earthworm, snail, chicken, lizard, goat) are grouped into phyla and classes. Describe the features you used and name the group of at least four animals.</w:t>
-            </w:r>
-          </w:p>
-        </w:tc>
-        <w:tc>
-          <w:tcPr>
-            <w:tcW w:type="dxa" w:w="10680"/>
+              <w:t xml:space="preserve">Look at the earthworm, snail, mosquito, butterfly, chicken, lizard and goat. (a) Which observable body features can be used to place these animals into different major phyla? (b) The goat and the chicken are both Chordata. Explain how they can still be separated, and name the class of each. (c) Write a CER statement explaining why the mosquito is placed in Arthropoda.</w:t>
+            </w:r>
+          </w:p>
+        </w:tc>
+      </w:tr>
+      <w:tr>
+        <w:trPr>
+          <w:trHeight w:val="4200" w:hRule="atLeast"/>
+        </w:trPr>
+        <w:tc>
+          <w:tcPr>
+            <w:tcW w:type="dxa" w:w="13680"/>
             <w:shd w:fill="FFFFFF" w:color="auto" w:val="clear"/>
             <w:tcMar>
               <w:top w:type="dxa" w:w="60"/>
@@ -797,13 +806,13 @@
                 <w:rFonts w:ascii="Arial" w:cs="Arial" w:eastAsia="Arial" w:hAnsi="Arial"/>
                 <w:b w:val="false"/>
                 <w:bCs w:val="false"/>
-                <w:i w:val="false"/>
-                <w:iCs w:val="false"/>
-                <w:color w:val="000000"/>
-                <w:sz w:val="18"/>
-                <w:szCs w:val="18"/>
-              </w:rPr>
-              <w:t xml:space="preserve">Animals are first placed into phyla by their body plan, then into classes by more detailed features. The earthworm has a long body divided into ring-like segments, so it belongs to Annelida. The snail has a soft body and a shell, so it belongs to Mollusca. The mosquito and butterfly have jointed legs, an exoskeleton and a body with three parts (head, thorax, abdomen) and six legs, so they belong to Arthropoda, class Insecta. The chicken, lizard and goat have a backbone, so they belong to Chordata. Within Chordata, the chicken has feathers and is in class Aves, the lizard has dry scaly skin and lays eggs with leathery shells, so it is Reptilia, and the goat has hair and feeds its young on milk, so it is Mammalia. Using these features, we can see that a goat is more closely related to a human than to a snail.</w:t>
+                <w:i/>
+                <w:iCs/>
+                <w:color w:val="808080"/>
+                <w:sz w:val="18"/>
+                <w:szCs w:val="18"/>
+              </w:rPr>
+              <w:t xml:space="preserve">Write your answer here:</w:t>
             </w:r>
           </w:p>
         </w:tc>
@@ -831,14 +840,12 @@
         <w:tblLayout w:type="fixed"/>
       </w:tblPr>
       <w:tblGrid>
-        <w:gridCol w:w="3000"/>
-        <w:gridCol w:w="10680"/>
+        <w:gridCol w:w="13680"/>
       </w:tblGrid>
       <w:tr>
         <w:tc>
           <w:tcPr>
             <w:tcW w:type="dxa" w:w="13680"/>
-            <w:gridSpan w:val="2"/>
             <w:shd w:fill="1F3864" w:color="auto" w:val="clear"/>
             <w:tcMar>
               <w:top w:type="dxa" w:w="60"/>
@@ -864,15 +871,15 @@
                 <w:sz w:val="22"/>
                 <w:szCs w:val="22"/>
               </w:rPr>
-              <w:t xml:space="preserve">4. Using a dichotomous key to identify an organism</w:t>
-            </w:r>
-          </w:p>
-        </w:tc>
-      </w:tr>
-      <w:tr>
-        <w:tc>
-          <w:tcPr>
-            <w:tcW w:type="dxa" w:w="3000"/>
+              <w:t xml:space="preserve">Part 4: Dichotomous keys and viruses</w:t>
+            </w:r>
+          </w:p>
+        </w:tc>
+      </w:tr>
+      <w:tr>
+        <w:tc>
+          <w:tcPr>
+            <w:tcW w:type="dxa" w:w="13680"/>
             <w:shd w:fill="D9EEF1" w:color="auto" w:val="clear"/>
             <w:tcMar>
               <w:top w:type="dxa" w:w="60"/>
@@ -898,13 +905,18 @@
                 <w:sz w:val="18"/>
                 <w:szCs w:val="18"/>
               </w:rPr>
-              <w:t xml:space="preserve">Write a short dichotomous key (at least 3 steps) for either plants or animals from our school collection. Then explain how someone would use it to identify an unknown organism, and why each step must offer two contrasting choices.</w:t>
-            </w:r>
-          </w:p>
-        </w:tc>
-        <w:tc>
-          <w:tcPr>
-            <w:tcW w:type="dxa" w:w="10680"/>
+              <w:t xml:space="preserve">(a) Explain how a dichotomous key works and why different people using the same key get the same answer, while groupings by size, colour or usefulness do not. (b) Write the first two couplets of a dichotomous key that could separate the maize plant, fern and moss, using features you can check by eye or with a hand lens. (c) Viruses are not placed with plants or animals. State their characteristics and give two reasons why they are important in nature or to people in Kenya.</w:t>
+            </w:r>
+          </w:p>
+        </w:tc>
+      </w:tr>
+      <w:tr>
+        <w:trPr>
+          <w:trHeight w:val="4200" w:hRule="atLeast"/>
+        </w:trPr>
+        <w:tc>
+          <w:tcPr>
+            <w:tcW w:type="dxa" w:w="13680"/>
             <w:shd w:fill="FFFFFF" w:color="auto" w:val="clear"/>
             <w:tcMar>
               <w:top w:type="dxa" w:w="60"/>
@@ -924,13 +936,13 @@
                 <w:rFonts w:ascii="Arial" w:cs="Arial" w:eastAsia="Arial" w:hAnsi="Arial"/>
                 <w:b w:val="false"/>
                 <w:bCs w:val="false"/>
-                <w:i w:val="false"/>
-                <w:iCs w:val="false"/>
-                <w:color w:val="000000"/>
-                <w:sz w:val="18"/>
-                <w:szCs w:val="18"/>
-              </w:rPr>
-              <w:t xml:space="preserve">Animal key: 1a. Body has a backbone – go to 2. 1b. No backbone – go to 3. 2a. Body covered with feathers – chicken. 2b. Body not covered with feathers – go to 4. 3a. Body has a shell – snail. 3b. Body has no shell – go to 5. 4a. Dry scales on skin – lizard. 4b. Hair on skin – goat. 5a. Body long and segmented, no legs – earthworm. 5b. Body has six jointed legs – insect. To use the key, you start at step 1, choose the statement that matches the organism, and follow the number until you reach a name. Each step gives two contrasting choices based on features you can see, so only one fits and you cannot be confused. If I find an unknown animal with no backbone, no shell, and six jointed legs, I follow 1b, 3b, 5b and identify it as an insect, like a butterfly. A good key uses clear features, not size or colour, which can vary.</w:t>
+                <w:i/>
+                <w:iCs/>
+                <w:color w:val="808080"/>
+                <w:sz w:val="18"/>
+                <w:szCs w:val="18"/>
+              </w:rPr>
+              <w:t xml:space="preserve">Write your answer here:</w:t>
             </w:r>
           </w:p>
         </w:tc>
@@ -958,14 +970,12 @@
         <w:tblLayout w:type="fixed"/>
       </w:tblPr>
       <w:tblGrid>
-        <w:gridCol w:w="3000"/>
-        <w:gridCol w:w="10680"/>
+        <w:gridCol w:w="13680"/>
       </w:tblGrid>
       <w:tr>
         <w:tc>
           <w:tcPr>
             <w:tcW w:type="dxa" w:w="13680"/>
-            <w:gridSpan w:val="2"/>
             <w:shd w:fill="1F3864" w:color="auto" w:val="clear"/>
             <w:tcMar>
               <w:top w:type="dxa" w:w="60"/>
@@ -991,15 +1001,15 @@
                 <w:sz w:val="22"/>
                 <w:szCs w:val="22"/>
               </w:rPr>
-              <w:t xml:space="preserve">5. Viruses and why classification matters</w:t>
-            </w:r>
-          </w:p>
-        </w:tc>
-      </w:tr>
-      <w:tr>
-        <w:tc>
-          <w:tcPr>
-            <w:tcW w:type="dxa" w:w="3000"/>
+              <w:t xml:space="preserve">Part 5: Final Explanation and your Local Biodiversity Classification Guide</w:t>
+            </w:r>
+          </w:p>
+        </w:tc>
+      </w:tr>
+      <w:tr>
+        <w:tc>
+          <w:tcPr>
+            <w:tcW w:type="dxa" w:w="13680"/>
             <w:shd w:fill="D9EEF1" w:color="auto" w:val="clear"/>
             <w:tcMar>
               <w:top w:type="dxa" w:w="60"/>
@@ -1025,13 +1035,18 @@
                 <w:sz w:val="18"/>
                 <w:szCs w:val="18"/>
               </w:rPr>
-              <w:t xml:space="preserve">Explain how viruses are different from cellular organisms and why they are important in nature. Then answer the driving question: how can we identify and classify living organisms accurately? Use a Kenyan example.</w:t>
-            </w:r>
-          </w:p>
-        </w:tc>
-        <w:tc>
-          <w:tcPr>
-            <w:tcW w:type="dxa" w:w="10680"/>
+              <w:t xml:space="preserve">Write a Final Explanation that answers the driving question: How can we identify and classify living organisms accurately? Use the CER pattern. Include (a) a claim, (b) evidence from at least two different lessons and organisms from our school environment, (c) reasoning that links your evidence to the claim, and (d) how your Lesson 1 groupings changed. Then say which features of your group's Local Biodiversity Classification Guide (examples, classification, features used, plant key, animal key, viruses) show this idea.</w:t>
+            </w:r>
+          </w:p>
+        </w:tc>
+      </w:tr>
+      <w:tr>
+        <w:trPr>
+          <w:trHeight w:val="4200" w:hRule="atLeast"/>
+        </w:trPr>
+        <w:tc>
+          <w:tcPr>
+            <w:tcW w:type="dxa" w:w="13680"/>
             <w:shd w:fill="FFFFFF" w:color="auto" w:val="clear"/>
             <w:tcMar>
               <w:top w:type="dxa" w:w="60"/>
@@ -1051,13 +1066,13 @@
                 <w:rFonts w:ascii="Arial" w:cs="Arial" w:eastAsia="Arial" w:hAnsi="Arial"/>
                 <w:b w:val="false"/>
                 <w:bCs w:val="false"/>
-                <w:i w:val="false"/>
-                <w:iCs w:val="false"/>
-                <w:color w:val="000000"/>
-                <w:sz w:val="18"/>
-                <w:szCs w:val="18"/>
-              </w:rPr>
-              <w:t xml:space="preserve">Viruses are very different from the organisms in our collection. They are not made of cells, they are much smaller than bacteria, and they can only reproduce inside the living cells of a host. Because of this, scientists do not place them easily in the plant or animal groups. Viruses are important in nature because of how they interact with living things. Some cause diseases, such as maize streak virus that damages maize crops in the Rift Valley, and HIV and influenza in people. Others, such as bacteriophages, infect bacteria and help control bacterial populations, and viruses are also used to make vaccines. To answer the driving question: we can identify and classify organisms accurately by observing shared structural features, grouping them into divisions, phyla and classes, and using dichotomous keys to identify unknown organisms. This standard system lets people everywhere, from Mombasa to Lake Victoria, study and talk about biodiversity in the same way.</w:t>
+                <w:i/>
+                <w:iCs/>
+                <w:color w:val="808080"/>
+                <w:sz w:val="18"/>
+                <w:szCs w:val="18"/>
+              </w:rPr>
+              <w:t xml:space="preserve">Write your answer here:</w:t>
             </w:r>
           </w:p>
         </w:tc>
@@ -1284,7 +1299,7 @@
                 <w:sz w:val="18"/>
                 <w:szCs w:val="18"/>
               </w:rPr>
-              <w:t xml:space="preserve">Scientific accuracy of classification</w:t>
+              <w:t xml:space="preserve">Use of evidence from the lessons</w:t>
             </w:r>
           </w:p>
         </w:tc>
@@ -1316,7 +1331,7 @@
                 <w:sz w:val="18"/>
                 <w:szCs w:val="18"/>
               </w:rPr>
-              <w:t xml:space="preserve">Correctly places all organisms in the right divisions, phyla and classes and names accurate features such as vascular tissue, spores, seeds, backbone and body covering.</w:t>
+              <w:t xml:space="preserve">Uses specific observations from several lessons (e.g. moss rhizoids, fern sori, earthworm segmentation, key results) and links them to the school organisms.</w:t>
             </w:r>
           </w:p>
         </w:tc>
@@ -1348,7 +1363,7 @@
                 <w:sz w:val="18"/>
                 <w:szCs w:val="18"/>
               </w:rPr>
-              <w:t xml:space="preserve">Places most organisms correctly and names some accurate features, with one or two small errors.</w:t>
+              <w:t xml:space="preserve">Uses some observations from the lessons but they are general or from only one or two lessons.</w:t>
             </w:r>
           </w:p>
         </w:tc>
@@ -1380,7 +1395,7 @@
                 <w:sz w:val="18"/>
                 <w:szCs w:val="18"/>
               </w:rPr>
-              <w:t xml:space="preserve">Places few organisms correctly or uses features that are not scientific, such as size, colour or usefulness.</w:t>
+              <w:t xml:space="preserve">Gives little or no evidence, or evidence that is not from the lessons.</w:t>
             </w:r>
           </w:p>
         </w:tc>
@@ -1414,7 +1429,7 @@
                 <w:sz w:val="18"/>
                 <w:szCs w:val="18"/>
               </w:rPr>
-              <w:t xml:space="preserve">Use of evidence from the school organisms</w:t>
+              <w:t xml:space="preserve">Accuracy of classification ideas</w:t>
             </w:r>
           </w:p>
         </w:tc>
@@ -1446,7 +1461,7 @@
                 <w:sz w:val="18"/>
                 <w:szCs w:val="18"/>
               </w:rPr>
-              <w:t xml:space="preserve">Uses specific observations from the collection (e.g. fern spores, earthworm segments, chicken feathers) to support every claim.</w:t>
+              <w:t xml:space="preserve">Correctly names and describes divisions, phyla and classes with the features that define them, and explains viruses accurately.</w:t>
             </w:r>
           </w:p>
         </w:tc>
@@ -1478,7 +1493,7 @@
                 <w:sz w:val="18"/>
                 <w:szCs w:val="18"/>
               </w:rPr>
-              <w:t xml:space="preserve">Uses some observations from the collection to support claims.</w:t>
+              <w:t xml:space="preserve">Mostly correct classification with minor gaps or mix-ups in features or terms.</w:t>
             </w:r>
           </w:p>
         </w:tc>
@@ -1510,7 +1525,7 @@
                 <w:sz w:val="18"/>
                 <w:szCs w:val="18"/>
               </w:rPr>
-              <w:t xml:space="preserve">Makes general statements with little or no reference to the organisms observed.</w:t>
+              <w:t xml:space="preserve">Has major errors or classifies by size, colour or use instead of structural features.</w:t>
             </w:r>
           </w:p>
         </w:tc>
@@ -1544,7 +1559,7 @@
                 <w:sz w:val="18"/>
                 <w:szCs w:val="18"/>
               </w:rPr>
-              <w:t xml:space="preserve">Dichotomous key quality</w:t>
+              <w:t xml:space="preserve">Claim-Evidence-Reasoning</w:t>
             </w:r>
           </w:p>
         </w:tc>
@@ -1576,7 +1591,7 @@
                 <w:sz w:val="18"/>
                 <w:szCs w:val="18"/>
               </w:rPr>
-              <w:t xml:space="preserve">Key has at least 3 steps with clear, contrasting, observable choices that lead to the correct name for every organism, and the student explains how to use it.</w:t>
+              <w:t xml:space="preserve">Gives a clear claim, relevant evidence and reasoning that explains why the evidence supports the claim.</w:t>
             </w:r>
           </w:p>
         </w:tc>
@@ -1608,7 +1623,7 @@
                 <w:sz w:val="18"/>
                 <w:szCs w:val="18"/>
               </w:rPr>
-              <w:t xml:space="preserve">Key works for most organisms, with mostly contrasting choices, but the explanation of use is limited.</w:t>
+              <w:t xml:space="preserve">Gives a claim and evidence, but the reasoning is brief or incomplete.</w:t>
             </w:r>
           </w:p>
         </w:tc>
@@ -1640,7 +1655,7 @@
                 <w:sz w:val="18"/>
                 <w:szCs w:val="18"/>
               </w:rPr>
-              <w:t xml:space="preserve">Key has unclear, non-contrasting or non-observable choices and does not lead reliably to an identification.</w:t>
+              <w:t xml:space="preserve">Gives a claim without evidence or reasoning, or the parts are not connected.</w:t>
             </w:r>
           </w:p>
         </w:tc>
@@ -1674,7 +1689,7 @@
                 <w:sz w:val="18"/>
                 <w:szCs w:val="18"/>
               </w:rPr>
-              <w:t xml:space="preserve">Explanation of viruses and the driving question</w:t>
+              <w:t xml:space="preserve">Dichotomous key and the need for a standard system</w:t>
             </w:r>
           </w:p>
         </w:tc>
@@ -1706,7 +1721,7 @@
                 <w:sz w:val="18"/>
                 <w:szCs w:val="18"/>
               </w:rPr>
-              <w:t xml:space="preserve">Clearly explains how viruses differ from cellular organisms, gives importance with Kenyan examples, and fully answers the driving question.</w:t>
+              <w:t xml:space="preserve">Builds correct couplets with contrasting observable features and explains clearly why keys give the same answer for everyone.</w:t>
             </w:r>
           </w:p>
         </w:tc>
@@ -1738,7 +1753,7 @@
                 <w:sz w:val="18"/>
                 <w:szCs w:val="18"/>
               </w:rPr>
-              <w:t xml:space="preserve">Explains some differences and one importance of viruses and gives a partial answer to the driving question.</w:t>
+              <w:t xml:space="preserve">Builds a mostly workable key and gives a partial explanation of why keys are reliable.</w:t>
             </w:r>
           </w:p>
         </w:tc>
@@ -1770,7 +1785,7 @@
                 <w:sz w:val="18"/>
                 <w:szCs w:val="18"/>
               </w:rPr>
-              <w:t xml:space="preserve">Gives unclear or incorrect information about viruses and does not connect to the driving question.</w:t>
+              <w:t xml:space="preserve">Key is unclear or not paired, and the need for a standard system is not explained.</w:t>
             </w:r>
           </w:p>
         </w:tc>
@@ -1804,7 +1819,7 @@
                 <w:sz w:val="18"/>
                 <w:szCs w:val="18"/>
               </w:rPr>
-              <w:t xml:space="preserve">Communication and Kenyan context</w:t>
+              <w:t xml:space="preserve">Link to the driving question and Local Biodiversity Classification Guide</w:t>
             </w:r>
           </w:p>
         </w:tc>
@@ -1836,7 +1851,7 @@
                 <w:sz w:val="18"/>
                 <w:szCs w:val="18"/>
               </w:rPr>
-              <w:t xml:space="preserve">Writing is clear and well organised, uses scientific vocabulary correctly, and includes relevant Kenyan examples in each section.</w:t>
+              <w:t xml:space="preserve">Directly answers the driving question, shows how thinking changed since Lesson 1, and connects ideas to every part of the guide.</w:t>
             </w:r>
           </w:p>
         </w:tc>
@@ -1868,7 +1883,7 @@
                 <w:sz w:val="18"/>
                 <w:szCs w:val="18"/>
               </w:rPr>
-              <w:t xml:space="preserve">Writing is mostly clear, uses some scientific vocabulary, and includes some Kenyan examples.</w:t>
+              <w:t xml:space="preserve">Answers the driving question and connects to some parts of the guide.</w:t>
             </w:r>
           </w:p>
         </w:tc>
@@ -1900,7 +1915,7 @@
                 <w:sz w:val="18"/>
                 <w:szCs w:val="18"/>
               </w:rPr>
-              <w:t xml:space="preserve">Writing is hard to follow, uses little scientific vocabulary and has few or no local examples.</w:t>
+              <w:t xml:space="preserve">Does not clearly answer the driving question or link to the guide.</w:t>
             </w:r>
           </w:p>
         </w:tc>
@@ -2024,7 +2039,7 @@
         </w:rPr>
         <w:t xml:space="preserve">© 2026 SeaVuria and ARES. This work is licensed under a </w:t>
       </w:r>
-      <w:hyperlink w:history="1" r:id="rIdj0qx_qrqkcbrjswq207sc">
+      <w:hyperlink w:history="1" r:id="rIdzez8s6yo06jro_fekpmxj">
         <w:r>
           <w:rPr>
             <w:rFonts w:ascii="Arial" w:cs="Arial" w:eastAsia="Arial" w:hAnsi="Arial"/>
@@ -2044,7 +2059,7 @@
         </w:rPr>
         <w:t xml:space="preserve"> (</w:t>
       </w:r>
-      <w:hyperlink w:history="1" r:id="rIdlyc7szcbhu5ebjg8ybzig">
+      <w:hyperlink w:history="1" r:id="rId5dthb3c5ez-bfm6kaop8b">
         <w:r>
           <w:rPr>
             <w:rFonts w:ascii="Arial" w:cs="Arial" w:eastAsia="Arial" w:hAnsi="Arial"/>
@@ -2064,7 +2079,7 @@
         </w:rPr>
         <w:t xml:space="preserve">). To view a copy of this license, visit </w:t>
       </w:r>
-      <w:hyperlink w:history="1" r:id="rIdscb4mn8cjl7dacvq9et7e">
+      <w:hyperlink w:history="1" r:id="rIdci4cg2-_rdsp0cphmpwfz">
         <w:r>
           <w:rPr>
             <w:rFonts w:ascii="Arial" w:cs="Arial" w:eastAsia="Arial" w:hAnsi="Arial"/>

--- a/data/outputs/v2/Grade11/Biology/Lesson_Plans/SS1.3_Taxonomy_II/Biology_Taxonomy_II_FinalExplanation.docx
+++ b/data/outputs/v2/Grade11/Biology/Lesson_Plans/SS1.3_Taxonomy_II/Biology_Taxonomy_II_FinalExplanation.docx
@@ -2039,7 +2039,7 @@
         </w:rPr>
         <w:t xml:space="preserve">© 2026 SeaVuria and ARES. This work is licensed under a </w:t>
       </w:r>
-      <w:hyperlink w:history="1" r:id="rIdzez8s6yo06jro_fekpmxj">
+      <w:hyperlink w:history="1" r:id="rIdbpbuj08tq2-8dz-6qvvnp">
         <w:r>
           <w:rPr>
             <w:rFonts w:ascii="Arial" w:cs="Arial" w:eastAsia="Arial" w:hAnsi="Arial"/>
@@ -2059,7 +2059,7 @@
         </w:rPr>
         <w:t xml:space="preserve"> (</w:t>
       </w:r>
-      <w:hyperlink w:history="1" r:id="rId5dthb3c5ez-bfm6kaop8b">
+      <w:hyperlink w:history="1" r:id="rIdiwf6mm3hmlfyuzhi_fyjm">
         <w:r>
           <w:rPr>
             <w:rFonts w:ascii="Arial" w:cs="Arial" w:eastAsia="Arial" w:hAnsi="Arial"/>
@@ -2079,7 +2079,7 @@
         </w:rPr>
         <w:t xml:space="preserve">). To view a copy of this license, visit </w:t>
       </w:r>
-      <w:hyperlink w:history="1" r:id="rIdci4cg2-_rdsp0cphmpwfz">
+      <w:hyperlink w:history="1" r:id="rIdnxgy1ddqk9orcthvd1xek">
         <w:r>
           <w:rPr>
             <w:rFonts w:ascii="Arial" w:cs="Arial" w:eastAsia="Arial" w:hAnsi="Arial"/>

--- a/data/outputs/v2/Grade11/Biology/Lesson_Plans/SS1.3_Taxonomy_II/Biology_Taxonomy_II_FinalExplanation.docx
+++ b/data/outputs/v2/Grade11/Biology/Lesson_Plans/SS1.3_Taxonomy_II/Biology_Taxonomy_II_FinalExplanation.docx
@@ -2039,7 +2039,7 @@
         </w:rPr>
         <w:t xml:space="preserve">© 2026 SeaVuria and ARES. This work is licensed under a </w:t>
       </w:r>
-      <w:hyperlink w:history="1" r:id="rIdbpbuj08tq2-8dz-6qvvnp">
+      <w:hyperlink w:history="1" r:id="rIdiebb3l8skerqtb9t_9srz">
         <w:r>
           <w:rPr>
             <w:rFonts w:ascii="Arial" w:cs="Arial" w:eastAsia="Arial" w:hAnsi="Arial"/>
@@ -2059,7 +2059,7 @@
         </w:rPr>
         <w:t xml:space="preserve"> (</w:t>
       </w:r>
-      <w:hyperlink w:history="1" r:id="rIdiwf6mm3hmlfyuzhi_fyjm">
+      <w:hyperlink w:history="1" r:id="rIdjdct_tuwlkx7ckzkc1ami">
         <w:r>
           <w:rPr>
             <w:rFonts w:ascii="Arial" w:cs="Arial" w:eastAsia="Arial" w:hAnsi="Arial"/>
@@ -2079,7 +2079,7 @@
         </w:rPr>
         <w:t xml:space="preserve">). To view a copy of this license, visit </w:t>
       </w:r>
-      <w:hyperlink w:history="1" r:id="rIdnxgy1ddqk9orcthvd1xek">
+      <w:hyperlink w:history="1" r:id="rIdie1ms3hkln-d18xfjphva">
         <w:r>
           <w:rPr>
             <w:rFonts w:ascii="Arial" w:cs="Arial" w:eastAsia="Arial" w:hAnsi="Arial"/>

--- a/data/outputs/v2/Grade11/Biology/Lesson_Plans/SS1.3_Taxonomy_II/Biology_Taxonomy_II_FinalExplanation.docx
+++ b/data/outputs/v2/Grade11/Biology/Lesson_Plans/SS1.3_Taxonomy_II/Biology_Taxonomy_II_FinalExplanation.docx
@@ -2039,7 +2039,7 @@
         </w:rPr>
         <w:t xml:space="preserve">© 2026 SeaVuria and ARES. This work is licensed under a </w:t>
       </w:r>
-      <w:hyperlink w:history="1" r:id="rIdiebb3l8skerqtb9t_9srz">
+      <w:hyperlink w:history="1" r:id="rIduolh4ugyoyu4ispqugwtf">
         <w:r>
           <w:rPr>
             <w:rFonts w:ascii="Arial" w:cs="Arial" w:eastAsia="Arial" w:hAnsi="Arial"/>
@@ -2059,7 +2059,7 @@
         </w:rPr>
         <w:t xml:space="preserve"> (</w:t>
       </w:r>
-      <w:hyperlink w:history="1" r:id="rIdjdct_tuwlkx7ckzkc1ami">
+      <w:hyperlink w:history="1" r:id="rIdrjt9tof4qloz9xhxaxssc">
         <w:r>
           <w:rPr>
             <w:rFonts w:ascii="Arial" w:cs="Arial" w:eastAsia="Arial" w:hAnsi="Arial"/>
@@ -2079,7 +2079,7 @@
         </w:rPr>
         <w:t xml:space="preserve">). To view a copy of this license, visit </w:t>
       </w:r>
-      <w:hyperlink w:history="1" r:id="rIdie1ms3hkln-d18xfjphva">
+      <w:hyperlink w:history="1" r:id="rIdkafle6p8rkp7cm7tglthx">
         <w:r>
           <w:rPr>
             <w:rFonts w:ascii="Arial" w:cs="Arial" w:eastAsia="Arial" w:hAnsi="Arial"/>

--- a/data/outputs/v2/Grade11/Biology/Lesson_Plans/SS1.3_Taxonomy_II/Biology_Taxonomy_II_FinalExplanation.docx
+++ b/data/outputs/v2/Grade11/Biology/Lesson_Plans/SS1.3_Taxonomy_II/Biology_Taxonomy_II_FinalExplanation.docx
@@ -2039,7 +2039,7 @@
         </w:rPr>
         <w:t xml:space="preserve">© 2026 SeaVuria and ARES. This work is licensed under a </w:t>
       </w:r>
-      <w:hyperlink w:history="1" r:id="rIduolh4ugyoyu4ispqugwtf">
+      <w:hyperlink w:history="1" r:id="rId9_d8nn7qu1sjriqirjnbn">
         <w:r>
           <w:rPr>
             <w:rFonts w:ascii="Arial" w:cs="Arial" w:eastAsia="Arial" w:hAnsi="Arial"/>
@@ -2059,7 +2059,7 @@
         </w:rPr>
         <w:t xml:space="preserve"> (</w:t>
       </w:r>
-      <w:hyperlink w:history="1" r:id="rIdrjt9tof4qloz9xhxaxssc">
+      <w:hyperlink w:history="1" r:id="rIdwy0jzby49uwowgjoaqqe-">
         <w:r>
           <w:rPr>
             <w:rFonts w:ascii="Arial" w:cs="Arial" w:eastAsia="Arial" w:hAnsi="Arial"/>
@@ -2079,7 +2079,7 @@
         </w:rPr>
         <w:t xml:space="preserve">). To view a copy of this license, visit </w:t>
       </w:r>
-      <w:hyperlink w:history="1" r:id="rIdkafle6p8rkp7cm7tglthx">
+      <w:hyperlink w:history="1" r:id="rIdrtbfcmjetbklus6rx_obe">
         <w:r>
           <w:rPr>
             <w:rFonts w:ascii="Arial" w:cs="Arial" w:eastAsia="Arial" w:hAnsi="Arial"/>

--- a/data/outputs/v2/Grade11/Biology/Lesson_Plans/SS1.3_Taxonomy_II/Biology_Taxonomy_II_FinalExplanation.docx
+++ b/data/outputs/v2/Grade11/Biology/Lesson_Plans/SS1.3_Taxonomy_II/Biology_Taxonomy_II_FinalExplanation.docx
@@ -422,7 +422,7 @@
                 <w:sz w:val="18"/>
                 <w:szCs w:val="18"/>
               </w:rPr>
-              <w:t xml:space="preserve">Driving question: How can we identify and classify living organisms accurately? In this task you will use what you observed and learned in Lessons 1 to 8 to write your own Final Explanation. Answer each prompt in the blank space under it. Use the organisms from our school environment (maize, bean plant, grass, fern, moss, mushroom, mosquito, butterfly, earthworm, snail, chicken, lizard, goat) as your evidence. Use the Claim-Evidence-Reasoning (CER) pattern where asked: make a claim, support it with evidence you observed, and give reasoning that links the evidence to the claim. Write scientific terms in English. You may talk through your ideas first in Kiswahili or your mother tongue. At the end, think about how your answers will help your group produce its Local Biodiversity Classification Guide.</w:t>
+              <w:t xml:space="preserve">Driving question: How can we identify and classify living organisms accurately? You will write a Claim-Evidence-Reasoning (CER) Final Explanation using what you observed in Lessons 1 to 8 about the organisms around our school: maize, bean plant, grass, fern, moss, mushroom, mosquito, butterfly, earthworm, snail, chicken, lizard and goat. Answer each section in the space below it. Use evidence from your own observations, your group work and your Driving Question Board. Use your own words and record scientific terms in English. You may discuss ideas in Kiswahili or your mother tongue before you write. Then use your answers to help your group build its Local Biodiversity Classification Guide.</w:t>
             </w:r>
           </w:p>
         </w:tc>
@@ -481,7 +481,7 @@
                 <w:sz w:val="22"/>
                 <w:szCs w:val="22"/>
               </w:rPr>
-              <w:t xml:space="preserve">Part 1: The problem with our first groupings</w:t>
+              <w:t xml:space="preserve">Part 1: The problem with our own groupings</w:t>
             </w:r>
           </w:p>
         </w:tc>
@@ -515,7 +515,7 @@
                 <w:sz w:val="18"/>
                 <w:szCs w:val="18"/>
               </w:rPr>
-              <w:t xml:space="preserve">In Lesson 1 your group sorted the organisms from around the school (maize, bean plant, grass, fern, moss, mushroom, mosquito, butterfly, earthworm, snail, chicken, lizard, goat). (a) Describe how your group sorted them and how other groups' groupings compared with yours. (b) Explain why a standard system of classification is needed so that any person anywhere can identify and study these organisms.</w:t>
+              <w:t xml:space="preserve">In Lesson 1 your group sorted the organisms from around the school and compared your grouping with other groups in a gallery walk. (a) What rules did different groups use, and what did you notice when you compared the groupings? (b) Explain why a standard system of classification is needed so that any person anywhere can identify and study an organism.</w:t>
             </w:r>
           </w:p>
         </w:tc>
@@ -645,7 +645,7 @@
                 <w:sz w:val="18"/>
                 <w:szCs w:val="18"/>
               </w:rPr>
-              <w:t xml:space="preserve">Use the maize plant, bean plant, fern and moss to answer. (a) State the observable features that place a plant in Bryophyta, Pteridophyta or Spermatophyta. (b) Use CER to justify the placement of the moss and the fern in different groups. Your evidence must come from what you observed in Lessons 2 and 3.</w:t>
+              <w:t xml:space="preserve">Use the plants you examined (moss, fern, maize and bean plants). (a) Name the three plant groups you studied and state the observable features that place a plant in each group. (b) Explain why grouping plants by these features is more reliable than grouping them by size, colour or use as food.</w:t>
             </w:r>
           </w:p>
         </w:tc>
@@ -775,7 +775,7 @@
                 <w:sz w:val="18"/>
                 <w:szCs w:val="18"/>
               </w:rPr>
-              <w:t xml:space="preserve">Look at the earthworm, snail, mosquito, butterfly, chicken, lizard and goat. (a) Which observable body features can be used to place these animals into different major phyla? (b) The goat and the chicken are both Chordata. Explain how they can still be separated, and name the class of each. (c) Write a CER statement explaining why the mosquito is placed in Arthropoda.</w:t>
+              <w:t xml:space="preserve">Think about the animals in our collection (earthworm, snail, mosquito, butterfly, chicken, lizard, goat). (a) Choose three animals from different phyla and write a CER statement placing each in its phylum, using observable body features. (b) Explain how the goat, chicken and lizard are further separated within their phylum.</w:t>
             </w:r>
           </w:p>
         </w:tc>
@@ -871,7 +871,7 @@
                 <w:sz w:val="22"/>
                 <w:szCs w:val="22"/>
               </w:rPr>
-              <w:t xml:space="preserve">Part 4: Dichotomous keys and viruses</w:t>
+              <w:t xml:space="preserve">Part 4: Dichotomous keys</w:t>
             </w:r>
           </w:p>
         </w:tc>
@@ -905,7 +905,7 @@
                 <w:sz w:val="18"/>
                 <w:szCs w:val="18"/>
               </w:rPr>
-              <w:t xml:space="preserve">(a) Explain how a dichotomous key works and why different people using the same key get the same answer, while groupings by size, colour or usefulness do not. (b) Write the first two couplets of a dichotomous key that could separate the maize plant, fern and moss, using features you can check by eye or with a hand lens. (c) Viruses are not placed with plants or animals. State their characteristics and give two reasons why they are important in nature or to people in Kenya.</w:t>
+              <w:t xml:space="preserve">(a) Describe how a dichotomous key is built and used. (b) Write the first two couplets of a key you could use to separate three organisms from our collection. (c) Explain why different groups using the same key reach the same answer, unlike your Lesson 1 groupings.</w:t>
             </w:r>
           </w:p>
         </w:tc>
@@ -1001,7 +1001,7 @@
                 <w:sz w:val="22"/>
                 <w:szCs w:val="22"/>
               </w:rPr>
-              <w:t xml:space="preserve">Part 5: Final Explanation and your Local Biodiversity Classification Guide</w:t>
+              <w:t xml:space="preserve">Part 5: Viruses and the final explanation</w:t>
             </w:r>
           </w:p>
         </w:tc>
@@ -1035,7 +1035,7 @@
                 <w:sz w:val="18"/>
                 <w:szCs w:val="18"/>
               </w:rPr>
-              <w:t xml:space="preserve">Write a Final Explanation that answers the driving question: How can we identify and classify living organisms accurately? Use the CER pattern. Include (a) a claim, (b) evidence from at least two different lessons and organisms from our school environment, (c) reasoning that links your evidence to the claim, and (d) how your Lesson 1 groupings changed. Then say which features of your group's Local Biodiversity Classification Guide (examples, classification, features used, plant key, animal key, viruses) show this idea.</w:t>
+              <w:t xml:space="preserve">(a) What are the characteristics of viruses, and give two examples of why they are important in agriculture, health or biotechnology. (b) Now write your Final Explanation for the driving question 'How can we identify and classify living organisms accurately?' Use a claim, evidence from at least two lessons, and reasoning. Say how your thinking has changed since your Lesson 1 model.</w:t>
             </w:r>
           </w:p>
         </w:tc>
@@ -1299,7 +1299,7 @@
                 <w:sz w:val="18"/>
                 <w:szCs w:val="18"/>
               </w:rPr>
-              <w:t xml:space="preserve">Use of evidence from the lessons</w:t>
+              <w:t xml:space="preserve">Claim answers the driving question</w:t>
             </w:r>
           </w:p>
         </w:tc>
@@ -1331,7 +1331,7 @@
                 <w:sz w:val="18"/>
                 <w:szCs w:val="18"/>
               </w:rPr>
-              <w:t xml:space="preserve">Uses specific observations from several lessons (e.g. moss rhizoids, fern sori, earthworm segmentation, key results) and links them to the school organisms.</w:t>
+              <w:t xml:space="preserve">Gives a clear claim that a standard system based on shared, observable characteristics and dichotomous keys allows accurate identification and classification.</w:t>
             </w:r>
           </w:p>
         </w:tc>
@@ -1363,7 +1363,7 @@
                 <w:sz w:val="18"/>
                 <w:szCs w:val="18"/>
               </w:rPr>
-              <w:t xml:space="preserve">Uses some observations from the lessons but they are general or from only one or two lessons.</w:t>
+              <w:t xml:space="preserve">Gives a claim about classification but it is general or only partly linked to observable characteristics and keys.</w:t>
             </w:r>
           </w:p>
         </w:tc>
@@ -1395,7 +1395,7 @@
                 <w:sz w:val="18"/>
                 <w:szCs w:val="18"/>
               </w:rPr>
-              <w:t xml:space="preserve">Gives little or no evidence, or evidence that is not from the lessons.</w:t>
+              <w:t xml:space="preserve">Claim is missing, unclear or does not answer the driving question.</w:t>
             </w:r>
           </w:p>
         </w:tc>
@@ -1429,7 +1429,7 @@
                 <w:sz w:val="18"/>
                 <w:szCs w:val="18"/>
               </w:rPr>
-              <w:t xml:space="preserve">Accuracy of classification ideas</w:t>
+              <w:t xml:space="preserve">Evidence from the lessons</w:t>
             </w:r>
           </w:p>
         </w:tc>
@@ -1461,7 +1461,7 @@
                 <w:sz w:val="18"/>
                 <w:szCs w:val="18"/>
               </w:rPr>
-              <w:t xml:space="preserve">Correctly names and describes divisions, phyla and classes with the features that define them, and explains viruses accurately.</w:t>
+              <w:t xml:space="preserve">Uses specific evidence from several lessons, such as the school organisms, moss, fern, maize, bean, earthworm, snail, mosquito, goat, chicken and lizard, and the key results.</w:t>
             </w:r>
           </w:p>
         </w:tc>
@@ -1493,7 +1493,7 @@
                 <w:sz w:val="18"/>
                 <w:szCs w:val="18"/>
               </w:rPr>
-              <w:t xml:space="preserve">Mostly correct classification with minor gaps or mix-ups in features or terms.</w:t>
+              <w:t xml:space="preserve">Uses some correct evidence from the lessons but it is limited or lacks detail.</w:t>
             </w:r>
           </w:p>
         </w:tc>
@@ -1525,7 +1525,7 @@
                 <w:sz w:val="18"/>
                 <w:szCs w:val="18"/>
               </w:rPr>
-              <w:t xml:space="preserve">Has major errors or classifies by size, colour or use instead of structural features.</w:t>
+              <w:t xml:space="preserve">Evidence is vague, incorrect or not taken from the lessons.</w:t>
             </w:r>
           </w:p>
         </w:tc>
@@ -1559,7 +1559,7 @@
                 <w:sz w:val="18"/>
                 <w:szCs w:val="18"/>
               </w:rPr>
-              <w:t xml:space="preserve">Claim-Evidence-Reasoning</w:t>
+              <w:t xml:space="preserve">Scientific reasoning and use of terms</w:t>
             </w:r>
           </w:p>
         </w:tc>
@@ -1591,7 +1591,7 @@
                 <w:sz w:val="18"/>
                 <w:szCs w:val="18"/>
               </w:rPr>
-              <w:t xml:space="preserve">Gives a clear claim, relevant evidence and reasoning that explains why the evidence supports the claim.</w:t>
+              <w:t xml:space="preserve">Explains why observable shared features give the same result for everyone while size, colour or use do not, and uses divisions, phyla, classes, couplets and viruses correctly.</w:t>
             </w:r>
           </w:p>
         </w:tc>
@@ -1623,7 +1623,7 @@
                 <w:sz w:val="18"/>
                 <w:szCs w:val="18"/>
               </w:rPr>
-              <w:t xml:space="preserve">Gives a claim and evidence, but the reasoning is brief or incomplete.</w:t>
+              <w:t xml:space="preserve">Gives some reasoning and uses most terms correctly.</w:t>
             </w:r>
           </w:p>
         </w:tc>
@@ -1655,7 +1655,7 @@
                 <w:sz w:val="18"/>
                 <w:szCs w:val="18"/>
               </w:rPr>
-              <w:t xml:space="preserve">Gives a claim without evidence or reasoning, or the parts are not connected.</w:t>
+              <w:t xml:space="preserve">Little or no reasoning; terms are missing or misused.</w:t>
             </w:r>
           </w:p>
         </w:tc>
@@ -1689,7 +1689,7 @@
                 <w:sz w:val="18"/>
                 <w:szCs w:val="18"/>
               </w:rPr>
-              <w:t xml:space="preserve">Dichotomous key and the need for a standard system</w:t>
+              <w:t xml:space="preserve">Dichotomous key and virus knowledge</w:t>
             </w:r>
           </w:p>
         </w:tc>
@@ -1721,7 +1721,7 @@
                 <w:sz w:val="18"/>
                 <w:szCs w:val="18"/>
               </w:rPr>
-              <w:t xml:space="preserve">Builds correct couplets with contrasting observable features and explains clearly why keys give the same answer for everyone.</w:t>
+              <w:t xml:space="preserve">Writes correct contrasting couplets and accurately describes virus characteristics and their importance with Kenyan examples.</w:t>
             </w:r>
           </w:p>
         </w:tc>
@@ -1753,7 +1753,7 @@
                 <w:sz w:val="18"/>
                 <w:szCs w:val="18"/>
               </w:rPr>
-              <w:t xml:space="preserve">Builds a mostly workable key and gives a partial explanation of why keys are reliable.</w:t>
+              <w:t xml:space="preserve">Writes a mostly workable key and gives some correct virus facts.</w:t>
             </w:r>
           </w:p>
         </w:tc>
@@ -1785,7 +1785,7 @@
                 <w:sz w:val="18"/>
                 <w:szCs w:val="18"/>
               </w:rPr>
-              <w:t xml:space="preserve">Key is unclear or not paired, and the need for a standard system is not explained.</w:t>
+              <w:t xml:space="preserve">Key is not workable and virus ideas are missing or incorrect.</w:t>
             </w:r>
           </w:p>
         </w:tc>
@@ -1819,7 +1819,7 @@
                 <w:sz w:val="18"/>
                 <w:szCs w:val="18"/>
               </w:rPr>
-              <w:t xml:space="preserve">Link to the driving question and Local Biodiversity Classification Guide</w:t>
+              <w:t xml:space="preserve">Revision of thinking</w:t>
             </w:r>
           </w:p>
         </w:tc>
@@ -1851,7 +1851,7 @@
                 <w:sz w:val="18"/>
                 <w:szCs w:val="18"/>
               </w:rPr>
-              <w:t xml:space="preserve">Directly answers the driving question, shows how thinking changed since Lesson 1, and connects ideas to every part of the guide.</w:t>
+              <w:t xml:space="preserve">Clearly compares the Lesson 1 groupings with the final model and states a relevant new question.</w:t>
             </w:r>
           </w:p>
         </w:tc>
@@ -1883,7 +1883,7 @@
                 <w:sz w:val="18"/>
                 <w:szCs w:val="18"/>
               </w:rPr>
-              <w:t xml:space="preserve">Answers the driving question and connects to some parts of the guide.</w:t>
+              <w:t xml:space="preserve">Mentions that thinking changed but with limited comparison.</w:t>
             </w:r>
           </w:p>
         </w:tc>
@@ -1915,7 +1915,7 @@
                 <w:sz w:val="18"/>
                 <w:szCs w:val="18"/>
               </w:rPr>
-              <w:t xml:space="preserve">Does not clearly answer the driving question or link to the guide.</w:t>
+              <w:t xml:space="preserve">Does not show how thinking has changed.</w:t>
             </w:r>
           </w:p>
         </w:tc>
@@ -2039,7 +2039,7 @@
         </w:rPr>
         <w:t xml:space="preserve">© 2026 SeaVuria and ARES. This work is licensed under a </w:t>
       </w:r>
-      <w:hyperlink w:history="1" r:id="rId9_d8nn7qu1sjriqirjnbn">
+      <w:hyperlink w:history="1" r:id="rIdlppuc0foblsrumuvgtuhm">
         <w:r>
           <w:rPr>
             <w:rFonts w:ascii="Arial" w:cs="Arial" w:eastAsia="Arial" w:hAnsi="Arial"/>
@@ -2059,7 +2059,7 @@
         </w:rPr>
         <w:t xml:space="preserve"> (</w:t>
       </w:r>
-      <w:hyperlink w:history="1" r:id="rIdwy0jzby49uwowgjoaqqe-">
+      <w:hyperlink w:history="1" r:id="rIdydksgk8wis1fbonvojoud">
         <w:r>
           <w:rPr>
             <w:rFonts w:ascii="Arial" w:cs="Arial" w:eastAsia="Arial" w:hAnsi="Arial"/>
@@ -2079,7 +2079,7 @@
         </w:rPr>
         <w:t xml:space="preserve">). To view a copy of this license, visit </w:t>
       </w:r>
-      <w:hyperlink w:history="1" r:id="rIdrtbfcmjetbklus6rx_obe">
+      <w:hyperlink w:history="1" r:id="rId2kwgo0_qttluk9bxbfbp9">
         <w:r>
           <w:rPr>
             <w:rFonts w:ascii="Arial" w:cs="Arial" w:eastAsia="Arial" w:hAnsi="Arial"/>

--- a/data/outputs/v2/Grade11/Biology/Lesson_Plans/SS1.3_Taxonomy_II/Biology_Taxonomy_II_FinalExplanation.docx
+++ b/data/outputs/v2/Grade11/Biology/Lesson_Plans/SS1.3_Taxonomy_II/Biology_Taxonomy_II_FinalExplanation.docx
@@ -4,6 +4,7 @@
   <w:body>
     <w:p>
       <w:pPr>
+        <w:keepNext w:val="false"/>
         <w:spacing w:after="30" w:before="0"/>
         <w:jc w:val="center"/>
       </w:pPr>
@@ -23,6 +24,7 @@
     </w:p>
     <w:p>
       <w:pPr>
+        <w:keepNext w:val="false"/>
         <w:spacing w:after="60" w:before="0"/>
         <w:jc w:val="center"/>
       </w:pPr>
@@ -81,6 +83,7 @@
           </w:tcPr>
           <w:p>
             <w:pPr>
+              <w:keepNext w:val="false"/>
               <w:spacing w:after="40" w:before="0"/>
               <w:jc w:val="center"/>
             </w:pPr>
@@ -116,6 +119,7 @@
           </w:tcPr>
           <w:p>
             <w:pPr>
+              <w:keepNext w:val="false"/>
               <w:spacing w:after="40" w:before="0"/>
               <w:jc w:val="center"/>
             </w:pPr>
@@ -150,6 +154,7 @@
           </w:tcPr>
           <w:p>
             <w:pPr>
+              <w:keepNext w:val="false"/>
               <w:spacing w:after="40" w:before="0"/>
               <w:jc w:val="left"/>
             </w:pPr>
@@ -182,6 +187,7 @@
           </w:tcPr>
           <w:p>
             <w:pPr>
+              <w:keepNext w:val="false"/>
               <w:spacing w:after="40" w:before="0"/>
               <w:jc w:val="left"/>
             </w:pPr>
@@ -216,6 +222,7 @@
           </w:tcPr>
           <w:p>
             <w:pPr>
+              <w:keepNext w:val="false"/>
               <w:spacing w:after="40" w:before="0"/>
               <w:jc w:val="left"/>
             </w:pPr>
@@ -248,6 +255,7 @@
           </w:tcPr>
           <w:p>
             <w:pPr>
+              <w:keepNext w:val="false"/>
               <w:spacing w:after="40" w:before="0"/>
               <w:jc w:val="left"/>
             </w:pPr>
@@ -282,6 +290,7 @@
           </w:tcPr>
           <w:p>
             <w:pPr>
+              <w:keepNext w:val="false"/>
               <w:spacing w:after="40" w:before="0"/>
               <w:jc w:val="left"/>
             </w:pPr>
@@ -314,6 +323,7 @@
           </w:tcPr>
           <w:p>
             <w:pPr>
+              <w:keepNext w:val="false"/>
               <w:spacing w:after="40" w:before="0"/>
               <w:jc w:val="left"/>
             </w:pPr>
@@ -374,6 +384,7 @@
           </w:tcPr>
           <w:p>
             <w:pPr>
+              <w:keepNext w:val="false"/>
               <w:spacing w:after="40" w:before="0"/>
               <w:jc w:val="center"/>
             </w:pPr>
@@ -408,6 +419,7 @@
           </w:tcPr>
           <w:p>
             <w:pPr>
+              <w:keepNext w:val="false"/>
               <w:spacing w:after="40" w:before="0"/>
               <w:jc w:val="left"/>
             </w:pPr>
@@ -467,6 +479,7 @@
           </w:tcPr>
           <w:p>
             <w:pPr>
+              <w:keepNext/>
               <w:spacing w:after="40" w:before="0"/>
               <w:jc w:val="center"/>
             </w:pPr>
@@ -501,6 +514,7 @@
           </w:tcPr>
           <w:p>
             <w:pPr>
+              <w:keepNext/>
               <w:spacing w:after="40" w:before="0"/>
               <w:jc w:val="left"/>
             </w:pPr>
@@ -538,6 +552,7 @@
           </w:tcPr>
           <w:p>
             <w:pPr>
+              <w:keepNext w:val="false"/>
               <w:spacing w:after="40" w:before="0"/>
               <w:jc w:val="left"/>
             </w:pPr>
@@ -597,6 +612,7 @@
           </w:tcPr>
           <w:p>
             <w:pPr>
+              <w:keepNext/>
               <w:spacing w:after="40" w:before="0"/>
               <w:jc w:val="center"/>
             </w:pPr>
@@ -631,6 +647,7 @@
           </w:tcPr>
           <w:p>
             <w:pPr>
+              <w:keepNext/>
               <w:spacing w:after="40" w:before="0"/>
               <w:jc w:val="left"/>
             </w:pPr>
@@ -668,6 +685,7 @@
           </w:tcPr>
           <w:p>
             <w:pPr>
+              <w:keepNext w:val="false"/>
               <w:spacing w:after="40" w:before="0"/>
               <w:jc w:val="left"/>
             </w:pPr>
@@ -727,6 +745,7 @@
           </w:tcPr>
           <w:p>
             <w:pPr>
+              <w:keepNext/>
               <w:spacing w:after="40" w:before="0"/>
               <w:jc w:val="center"/>
             </w:pPr>
@@ -761,6 +780,7 @@
           </w:tcPr>
           <w:p>
             <w:pPr>
+              <w:keepNext/>
               <w:spacing w:after="40" w:before="0"/>
               <w:jc w:val="left"/>
             </w:pPr>
@@ -798,6 +818,7 @@
           </w:tcPr>
           <w:p>
             <w:pPr>
+              <w:keepNext w:val="false"/>
               <w:spacing w:after="40" w:before="0"/>
               <w:jc w:val="left"/>
             </w:pPr>
@@ -857,6 +878,7 @@
           </w:tcPr>
           <w:p>
             <w:pPr>
+              <w:keepNext/>
               <w:spacing w:after="40" w:before="0"/>
               <w:jc w:val="center"/>
             </w:pPr>
@@ -891,6 +913,7 @@
           </w:tcPr>
           <w:p>
             <w:pPr>
+              <w:keepNext/>
               <w:spacing w:after="40" w:before="0"/>
               <w:jc w:val="left"/>
             </w:pPr>
@@ -928,6 +951,7 @@
           </w:tcPr>
           <w:p>
             <w:pPr>
+              <w:keepNext w:val="false"/>
               <w:spacing w:after="40" w:before="0"/>
               <w:jc w:val="left"/>
             </w:pPr>
@@ -987,6 +1011,7 @@
           </w:tcPr>
           <w:p>
             <w:pPr>
+              <w:keepNext/>
               <w:spacing w:after="40" w:before="0"/>
               <w:jc w:val="center"/>
             </w:pPr>
@@ -1021,6 +1046,7 @@
           </w:tcPr>
           <w:p>
             <w:pPr>
+              <w:keepNext/>
               <w:spacing w:after="40" w:before="0"/>
               <w:jc w:val="left"/>
             </w:pPr>
@@ -1058,6 +1084,7 @@
           </w:tcPr>
           <w:p>
             <w:pPr>
+              <w:keepNext w:val="false"/>
               <w:spacing w:after="40" w:before="0"/>
               <w:jc w:val="left"/>
             </w:pPr>
@@ -1121,6 +1148,7 @@
           </w:tcPr>
           <w:p>
             <w:pPr>
+              <w:keepNext w:val="false"/>
               <w:spacing w:after="40" w:before="0"/>
               <w:jc w:val="center"/>
             </w:pPr>
@@ -1155,6 +1183,7 @@
           </w:tcPr>
           <w:p>
             <w:pPr>
+              <w:keepNext w:val="false"/>
               <w:spacing w:after="40" w:before="0"/>
               <w:jc w:val="left"/>
             </w:pPr>
@@ -1187,6 +1216,7 @@
           </w:tcPr>
           <w:p>
             <w:pPr>
+              <w:keepNext w:val="false"/>
               <w:spacing w:after="40" w:before="0"/>
               <w:jc w:val="left"/>
             </w:pPr>
@@ -1219,6 +1249,7 @@
           </w:tcPr>
           <w:p>
             <w:pPr>
+              <w:keepNext w:val="false"/>
               <w:spacing w:after="40" w:before="0"/>
               <w:jc w:val="left"/>
             </w:pPr>
@@ -1251,6 +1282,7 @@
           </w:tcPr>
           <w:p>
             <w:pPr>
+              <w:keepNext w:val="false"/>
               <w:spacing w:after="40" w:before="0"/>
               <w:jc w:val="left"/>
             </w:pPr>
@@ -1285,6 +1317,7 @@
           </w:tcPr>
           <w:p>
             <w:pPr>
+              <w:keepNext w:val="false"/>
               <w:spacing w:after="40" w:before="0"/>
               <w:jc w:val="left"/>
             </w:pPr>
@@ -1317,6 +1350,7 @@
           </w:tcPr>
           <w:p>
             <w:pPr>
+              <w:keepNext w:val="false"/>
               <w:spacing w:after="40" w:before="0"/>
               <w:jc w:val="left"/>
             </w:pPr>
@@ -1349,6 +1383,7 @@
           </w:tcPr>
           <w:p>
             <w:pPr>
+              <w:keepNext w:val="false"/>
               <w:spacing w:after="40" w:before="0"/>
               <w:jc w:val="left"/>
             </w:pPr>
@@ -1381,6 +1416,7 @@
           </w:tcPr>
           <w:p>
             <w:pPr>
+              <w:keepNext w:val="false"/>
               <w:spacing w:after="40" w:before="0"/>
               <w:jc w:val="left"/>
             </w:pPr>
@@ -1415,6 +1451,7 @@
           </w:tcPr>
           <w:p>
             <w:pPr>
+              <w:keepNext w:val="false"/>
               <w:spacing w:after="40" w:before="0"/>
               <w:jc w:val="left"/>
             </w:pPr>
@@ -1447,6 +1484,7 @@
           </w:tcPr>
           <w:p>
             <w:pPr>
+              <w:keepNext w:val="false"/>
               <w:spacing w:after="40" w:before="0"/>
               <w:jc w:val="left"/>
             </w:pPr>
@@ -1479,6 +1517,7 @@
           </w:tcPr>
           <w:p>
             <w:pPr>
+              <w:keepNext w:val="false"/>
               <w:spacing w:after="40" w:before="0"/>
               <w:jc w:val="left"/>
             </w:pPr>
@@ -1511,6 +1550,7 @@
           </w:tcPr>
           <w:p>
             <w:pPr>
+              <w:keepNext w:val="false"/>
               <w:spacing w:after="40" w:before="0"/>
               <w:jc w:val="left"/>
             </w:pPr>
@@ -1545,6 +1585,7 @@
           </w:tcPr>
           <w:p>
             <w:pPr>
+              <w:keepNext w:val="false"/>
               <w:spacing w:after="40" w:before="0"/>
               <w:jc w:val="left"/>
             </w:pPr>
@@ -1577,6 +1618,7 @@
           </w:tcPr>
           <w:p>
             <w:pPr>
+              <w:keepNext w:val="false"/>
               <w:spacing w:after="40" w:before="0"/>
               <w:jc w:val="left"/>
             </w:pPr>
@@ -1609,6 +1651,7 @@
           </w:tcPr>
           <w:p>
             <w:pPr>
+              <w:keepNext w:val="false"/>
               <w:spacing w:after="40" w:before="0"/>
               <w:jc w:val="left"/>
             </w:pPr>
@@ -1641,6 +1684,7 @@
           </w:tcPr>
           <w:p>
             <w:pPr>
+              <w:keepNext w:val="false"/>
               <w:spacing w:after="40" w:before="0"/>
               <w:jc w:val="left"/>
             </w:pPr>
@@ -1675,6 +1719,7 @@
           </w:tcPr>
           <w:p>
             <w:pPr>
+              <w:keepNext w:val="false"/>
               <w:spacing w:after="40" w:before="0"/>
               <w:jc w:val="left"/>
             </w:pPr>
@@ -1707,6 +1752,7 @@
           </w:tcPr>
           <w:p>
             <w:pPr>
+              <w:keepNext w:val="false"/>
               <w:spacing w:after="40" w:before="0"/>
               <w:jc w:val="left"/>
             </w:pPr>
@@ -1739,6 +1785,7 @@
           </w:tcPr>
           <w:p>
             <w:pPr>
+              <w:keepNext w:val="false"/>
               <w:spacing w:after="40" w:before="0"/>
               <w:jc w:val="left"/>
             </w:pPr>
@@ -1771,6 +1818,7 @@
           </w:tcPr>
           <w:p>
             <w:pPr>
+              <w:keepNext w:val="false"/>
               <w:spacing w:after="40" w:before="0"/>
               <w:jc w:val="left"/>
             </w:pPr>
@@ -1805,6 +1853,7 @@
           </w:tcPr>
           <w:p>
             <w:pPr>
+              <w:keepNext w:val="false"/>
               <w:spacing w:after="40" w:before="0"/>
               <w:jc w:val="left"/>
             </w:pPr>
@@ -1837,6 +1886,7 @@
           </w:tcPr>
           <w:p>
             <w:pPr>
+              <w:keepNext w:val="false"/>
               <w:spacing w:after="40" w:before="0"/>
               <w:jc w:val="left"/>
             </w:pPr>
@@ -1869,6 +1919,7 @@
           </w:tcPr>
           <w:p>
             <w:pPr>
+              <w:keepNext w:val="false"/>
               <w:spacing w:after="40" w:before="0"/>
               <w:jc w:val="left"/>
             </w:pPr>
@@ -1901,6 +1952,7 @@
           </w:tcPr>
           <w:p>
             <w:pPr>
+              <w:keepNext w:val="false"/>
               <w:spacing w:after="40" w:before="0"/>
               <w:jc w:val="left"/>
             </w:pPr>
@@ -2039,7 +2091,7 @@
         </w:rPr>
         <w:t xml:space="preserve">© 2026 SeaVuria and ARES. This work is licensed under a </w:t>
       </w:r>
-      <w:hyperlink w:history="1" r:id="rIdlppuc0foblsrumuvgtuhm">
+      <w:hyperlink w:history="1" r:id="rIdl90p1ysayh8wush7ezbyi">
         <w:r>
           <w:rPr>
             <w:rFonts w:ascii="Arial" w:cs="Arial" w:eastAsia="Arial" w:hAnsi="Arial"/>
@@ -2059,7 +2111,7 @@
         </w:rPr>
         <w:t xml:space="preserve"> (</w:t>
       </w:r>
-      <w:hyperlink w:history="1" r:id="rIdydksgk8wis1fbonvojoud">
+      <w:hyperlink w:history="1" r:id="rIdxv797a_07tedkv-6zeahx">
         <w:r>
           <w:rPr>
             <w:rFonts w:ascii="Arial" w:cs="Arial" w:eastAsia="Arial" w:hAnsi="Arial"/>
@@ -2079,7 +2131,7 @@
         </w:rPr>
         <w:t xml:space="preserve">). To view a copy of this license, visit </w:t>
       </w:r>
-      <w:hyperlink w:history="1" r:id="rId2kwgo0_qttluk9bxbfbp9">
+      <w:hyperlink w:history="1" r:id="rIdsfqd7fa7kfkn3aoadkuxn">
         <w:r>
           <w:rPr>
             <w:rFonts w:ascii="Arial" w:cs="Arial" w:eastAsia="Arial" w:hAnsi="Arial"/>

--- a/data/outputs/v2/Grade11/Biology/Lesson_Plans/SS1.3_Taxonomy_II/Biology_Taxonomy_II_FinalExplanation.docx
+++ b/data/outputs/v2/Grade11/Biology/Lesson_Plans/SS1.3_Taxonomy_II/Biology_Taxonomy_II_FinalExplanation.docx
@@ -2091,7 +2091,7 @@
         </w:rPr>
         <w:t xml:space="preserve">© 2026 SeaVuria and ARES. This work is licensed under a </w:t>
       </w:r>
-      <w:hyperlink w:history="1" r:id="rIdl90p1ysayh8wush7ezbyi">
+      <w:hyperlink w:history="1" r:id="rIdfa9iiyibbgkkjerp3gfyo">
         <w:r>
           <w:rPr>
             <w:rFonts w:ascii="Arial" w:cs="Arial" w:eastAsia="Arial" w:hAnsi="Arial"/>
@@ -2111,7 +2111,7 @@
         </w:rPr>
         <w:t xml:space="preserve"> (</w:t>
       </w:r>
-      <w:hyperlink w:history="1" r:id="rIdxv797a_07tedkv-6zeahx">
+      <w:hyperlink w:history="1" r:id="rIdcutsku5awcxztftyibaua">
         <w:r>
           <w:rPr>
             <w:rFonts w:ascii="Arial" w:cs="Arial" w:eastAsia="Arial" w:hAnsi="Arial"/>
@@ -2131,7 +2131,7 @@
         </w:rPr>
         <w:t xml:space="preserve">). To view a copy of this license, visit </w:t>
       </w:r>
-      <w:hyperlink w:history="1" r:id="rIdsfqd7fa7kfkn3aoadkuxn">
+      <w:hyperlink w:history="1" r:id="rIdhasjnjegqlqrtd-gz98uj">
         <w:r>
           <w:rPr>
             <w:rFonts w:ascii="Arial" w:cs="Arial" w:eastAsia="Arial" w:hAnsi="Arial"/>
